--- a/Volume 1/Chapter 02 - Language Fundamentals/SPA_Vol1_Ch2_Lesson2_14a_EXTENDED_Working_With_Environment_Information.docx
+++ b/Volume 1/Chapter 02 - Language Fundamentals/SPA_Vol1_Ch2_Lesson2_14a_EXTENDED_Working_With_Environment_Information.docx
@@ -756,7 +756,6 @@
     <w:p>
       <w:pPr>
         <w:pStyle w:val="CommandBlock"/>
-        <w:keepNext/>
       </w:pPr>
       <w:r>
         <w:t xml:space="preserve">    Out-Null</w:t>
@@ -764,42 +763,136 @@
     </w:p>
     <w:p>
       <w:pPr>
+        <w:keepNext/>
+      </w:pPr>
+    </w:p>
+    <w:p>
+      <w:pPr>
+        <w:keepNext/>
+      </w:pPr>
+      <w:r>
+        <w:t>Next, let the tools create the Rust and Solidity projects: cargo init writes Cargo.toml, Remove-Item deletes the starter main.rs because the programs are in src\bin, and forge init --empty makes the Foundry project.</w:t>
+      </w:r>
+    </w:p>
+    <w:p>
+      <w:pPr>
+        <w:keepNext/>
+      </w:pPr>
+    </w:p>
+    <w:p>
+      <w:pPr>
         <w:pStyle w:val="CommandBlock"/>
         <w:keepNext/>
       </w:pPr>
       <w:r>
-        <w:t>New-Item -ItemType Directory -Force `</w:t>
+        <w:t>cargo init .\rust --name environment_info --vcs none</w:t>
       </w:r>
     </w:p>
     <w:p>
       <w:pPr>
         <w:pStyle w:val="CommandBlock"/>
-      </w:pPr>
-      <w:r>
-        <w:t xml:space="preserve">    "$HOME\spa\lesson-2.14-extended\solidity\script" | Out-Null</w:t>
-      </w:r>
-    </w:p>
-    <w:p>
-      <w:pPr>
-        <w:keepNext/>
-      </w:pPr>
-    </w:p>
-    <w:p>
-      <w:pPr>
-        <w:keepNext/>
-      </w:pPr>
-      <w:r>
-        <w:t>Save each file from this lesson into the matching path in the project layout. As in Chapter 1, notepad .\rust\Cargo.toml creates and opens one: choose Yes, type the file, save it with Ctrl+S, and close Notepad. Then install forge-std, Foundry's standard library, into the Solidity project. Linux Assembly runs in WSL or on a Linux computer.</w:t>
-      </w:r>
-    </w:p>
-    <w:p>
-      <w:pPr>
-        <w:keepNext/>
-      </w:pPr>
+        <w:keepNext/>
+      </w:pPr>
+      <w:r>
+        <w:t>Remove-Item .\rust\src\main.rs</w:t>
+      </w:r>
     </w:p>
     <w:p>
       <w:pPr>
         <w:pStyle w:val="CommandBlock"/>
+      </w:pPr>
+      <w:r>
+        <w:t>forge init .\solidity --empty --no-git --offline</w:t>
+      </w:r>
+    </w:p>
+    <w:p>
+      <w:pPr>
+        <w:keepNext/>
+      </w:pPr>
+    </w:p>
+    <w:p>
+      <w:r>
+        <w:t>Then replace the foundry.toml that forge init wrote with this lesson's settings. notepad .\solidity\foundry.toml opens it: select everything with Ctrl+A, type the file below in its place, save it with Ctrl+S, and close Notepad. The environment cheatcodes need no fs_permissions line, because they touch no files.</w:t>
+      </w:r>
+    </w:p>
+    <w:p>
+      <w:pPr>
+        <w:keepNext/>
+      </w:pPr>
+    </w:p>
+    <w:p>
+      <w:pPr>
+        <w:pStyle w:val="Heading3"/>
+      </w:pPr>
+      <w:r>
+        <w:t>solidity/foundry.toml</w:t>
+      </w:r>
+    </w:p>
+    <w:p>
+      <w:pPr>
+        <w:pStyle w:val="SourceCode"/>
+        <w:keepNext/>
+      </w:pPr>
+      <w:r>
+        <w:t>[profile.default]</w:t>
+      </w:r>
+    </w:p>
+    <w:p>
+      <w:pPr>
+        <w:pStyle w:val="SourceCode"/>
+        <w:keepNext/>
+      </w:pPr>
+      <w:r>
+        <w:t># The scripts in script/ are the only Solidity sources in this project.</w:t>
+      </w:r>
+    </w:p>
+    <w:p>
+      <w:pPr>
+        <w:pStyle w:val="SourceCode"/>
+        <w:keepNext/>
+      </w:pPr>
+      <w:r>
+        <w:t>src = "script"</w:t>
+      </w:r>
+    </w:p>
+    <w:p>
+      <w:pPr>
+        <w:pStyle w:val="SourceCode"/>
+        <w:keepNext/>
+      </w:pPr>
+      <w:r>
+        <w:t># forge install puts forge-std in lib/.</w:t>
+      </w:r>
+    </w:p>
+    <w:p>
+      <w:pPr>
+        <w:pStyle w:val="SourceCode"/>
+      </w:pPr>
+      <w:r>
+        <w:t>libs = ["lib"]</w:t>
+      </w:r>
+    </w:p>
+    <w:p>
+      <w:pPr>
+        <w:keepNext/>
+      </w:pPr>
+    </w:p>
+    <w:p>
+      <w:pPr>
+        <w:keepNext/>
+      </w:pPr>
+      <w:r>
+        <w:t>Then install forge-std, Foundry's standard library, into the Solidity project.</w:t>
+      </w:r>
+    </w:p>
+    <w:p>
+      <w:pPr>
+        <w:keepNext/>
+      </w:pPr>
+    </w:p>
+    <w:p>
+      <w:pPr>
+        <w:pStyle w:val="CommandBlock"/>
         <w:keepNext/>
       </w:pPr>
       <w:r>
@@ -829,6 +922,16 @@
       </w:pPr>
     </w:p>
     <w:p>
+      <w:r>
+        <w:t>You save each source file in its language's section below, as each is shown. As in Chapter 1, notepad .\rust\src\bin\basic_environment_info.rs creates and opens one: choose Yes, type the file, save it with Ctrl+S, and close Notepad. Linux Assembly runs in WSL or on a Linux computer.</w:t>
+      </w:r>
+    </w:p>
+    <w:p>
+      <w:pPr>
+        <w:keepNext/>
+      </w:pPr>
+    </w:p>
+    <w:p>
       <w:pPr>
         <w:keepNext/>
       </w:pPr>
@@ -869,7 +972,7 @@
         <w:keepNext/>
       </w:pPr>
       <w:r>
-        <w:t>mkdir -p "$HOME/spa/lesson-2.14-extended/"{rust/src/bin,erlang,solidity/script}</w:t>
+        <w:t>mkdir -p "$HOME/spa/lesson-2.14-extended/"{rust/src/bin,erlang}</w:t>
       </w:r>
     </w:p>
     <w:p>
@@ -890,7 +993,7 @@
         <w:keepNext/>
       </w:pPr>
       <w:r>
-        <w:t>Save each file from this lesson into the matching path in the project layout. As in Chapter 1, nano ./rust/Cargo.toml creates and opens one: type the file, then save and close it with Ctrl+O, Enter, then Ctrl+X. Then install forge-std.</w:t>
+        <w:t>Then create the Rust and Solidity projects with the same commands as on Windows; rm deletes the starter main.rs.</w:t>
       </w:r>
     </w:p>
     <w:p>
@@ -901,6 +1004,50 @@
     <w:p>
       <w:pPr>
         <w:pStyle w:val="CommandBlock"/>
+        <w:keepNext/>
+      </w:pPr>
+      <w:r>
+        <w:t>cargo init ./rust --name environment_info --vcs none</w:t>
+      </w:r>
+    </w:p>
+    <w:p>
+      <w:pPr>
+        <w:pStyle w:val="CommandBlock"/>
+        <w:keepNext/>
+      </w:pPr>
+      <w:r>
+        <w:t>rm ./rust/src/main.rs</w:t>
+      </w:r>
+    </w:p>
+    <w:p>
+      <w:pPr>
+        <w:pStyle w:val="CommandBlock"/>
+      </w:pPr>
+      <w:r>
+        <w:t>forge init ./solidity --empty --no-git --offline</w:t>
+      </w:r>
+    </w:p>
+    <w:p>
+      <w:pPr>
+        <w:keepNext/>
+      </w:pPr>
+    </w:p>
+    <w:p>
+      <w:pPr>
+        <w:keepNext/>
+      </w:pPr>
+      <w:r>
+        <w:t>Replace solidity/foundry.toml with the file shown in the Windows setup; nano ./solidity/foundry.toml opens it. Then install forge-std.</w:t>
+      </w:r>
+    </w:p>
+    <w:p>
+      <w:pPr>
+        <w:keepNext/>
+      </w:pPr>
+    </w:p>
+    <w:p>
+      <w:pPr>
+        <w:pStyle w:val="CommandBlock"/>
       </w:pPr>
       <w:r>
         <w:t>(cd ./solidity &amp;&amp; forge install foundry-rs/forge-std@v1.16.2 --no-git)</w:t>
@@ -912,6 +1059,16 @@
       </w:pPr>
     </w:p>
     <w:p>
+      <w:r>
+        <w:t>You save each source file in its language's section below, as each is shown. As in Chapter 1, nano ./rust/src/bin/basic_environment_info.rs creates and opens one: type the file, then save and close it with Ctrl+O, Enter, then Ctrl+X.</w:t>
+      </w:r>
+    </w:p>
+    <w:p>
+      <w:pPr>
+        <w:keepNext/>
+      </w:pPr>
+    </w:p>
+    <w:p>
       <w:pPr>
         <w:keepNext/>
       </w:pPr>
@@ -13407,7 +13564,7 @@
     </w:p>
     <w:p>
       <w:r>
-        <w:t>Cargo.toml names this lesson's package, environment_info, and its two programs. foundry.toml is the same as in Lesson 2.12a: the environment cheatcodes need no fs_permissions line, because they touch no files.</w:t>
+        <w:t>This is the Cargo.toml that cargo init wrote, shown here so you can check yours. The [package] lines match; yours also ends with an empty [dependencies] heading, and the lines that start with # are notes for you, not something cargo writes.</w:t>
       </w:r>
     </w:p>
     <w:p>
@@ -13485,68 +13642,6 @@
       </w:pPr>
       <w:r>
         <w:t># and environment_info.</w:t>
-      </w:r>
-    </w:p>
-    <w:p>
-      <w:pPr>
-        <w:keepNext/>
-      </w:pPr>
-    </w:p>
-    <w:p>
-      <w:pPr>
-        <w:keepNext/>
-      </w:pPr>
-    </w:p>
-    <w:p>
-      <w:pPr>
-        <w:pStyle w:val="Heading2"/>
-      </w:pPr>
-      <w:r>
-        <w:t>solidity/foundry.toml</w:t>
-      </w:r>
-    </w:p>
-    <w:p>
-      <w:pPr>
-        <w:pStyle w:val="SourceCode"/>
-        <w:keepNext/>
-      </w:pPr>
-      <w:r>
-        <w:t>[profile.default]</w:t>
-      </w:r>
-    </w:p>
-    <w:p>
-      <w:pPr>
-        <w:pStyle w:val="SourceCode"/>
-        <w:keepNext/>
-      </w:pPr>
-      <w:r>
-        <w:t># The scripts in script/ are the only Solidity sources in this project.</w:t>
-      </w:r>
-    </w:p>
-    <w:p>
-      <w:pPr>
-        <w:pStyle w:val="SourceCode"/>
-        <w:keepNext/>
-      </w:pPr>
-      <w:r>
-        <w:t>src = "script"</w:t>
-      </w:r>
-    </w:p>
-    <w:p>
-      <w:pPr>
-        <w:pStyle w:val="SourceCode"/>
-        <w:keepNext/>
-      </w:pPr>
-      <w:r>
-        <w:t># forge install puts forge-std in lib/.</w:t>
-      </w:r>
-    </w:p>
-    <w:p>
-      <w:pPr>
-        <w:pStyle w:val="SourceCode"/>
-      </w:pPr>
-      <w:r>
-        <w:t>libs = ["lib"]</w:t>
       </w:r>
     </w:p>
     <w:p>
@@ -14728,31 +14823,31 @@
       </w:rPr>
     </w:lvl>
   </w:abstractNum>
-  <w:num w:numId="1" w16cid:durableId="651254216">
+  <w:num w:numId="1" w16cid:durableId="490602655">
     <w:abstractNumId w:val="8"/>
   </w:num>
-  <w:num w:numId="2" w16cid:durableId="1983656612">
+  <w:num w:numId="2" w16cid:durableId="122232583">
     <w:abstractNumId w:val="6"/>
   </w:num>
-  <w:num w:numId="3" w16cid:durableId="1481459192">
+  <w:num w:numId="3" w16cid:durableId="1709063792">
     <w:abstractNumId w:val="5"/>
   </w:num>
-  <w:num w:numId="4" w16cid:durableId="106855295">
+  <w:num w:numId="4" w16cid:durableId="13654611">
     <w:abstractNumId w:val="4"/>
   </w:num>
-  <w:num w:numId="5" w16cid:durableId="40400976">
+  <w:num w:numId="5" w16cid:durableId="1129858342">
     <w:abstractNumId w:val="7"/>
   </w:num>
-  <w:num w:numId="6" w16cid:durableId="85156170">
+  <w:num w:numId="6" w16cid:durableId="444271956">
     <w:abstractNumId w:val="3"/>
   </w:num>
-  <w:num w:numId="7" w16cid:durableId="1247376793">
+  <w:num w:numId="7" w16cid:durableId="1813406359">
     <w:abstractNumId w:val="2"/>
   </w:num>
-  <w:num w:numId="8" w16cid:durableId="101533068">
+  <w:num w:numId="8" w16cid:durableId="311372482">
     <w:abstractNumId w:val="1"/>
   </w:num>
-  <w:num w:numId="9" w16cid:durableId="81807303">
+  <w:num w:numId="9" w16cid:durableId="101460935">
     <w:abstractNumId w:val="0"/>
   </w:num>
 </w:numbering>

--- a/Volume 1/Chapter 02 - Language Fundamentals/SPA_Vol1_Ch2_Lesson2_14a_EXTENDED_Working_With_Environment_Information.docx
+++ b/Volume 1/Chapter 02 - Language Fundamentals/SPA_Vol1_Ch2_Lesson2_14a_EXTENDED_Working_With_Environment_Information.docx
@@ -95,10 +95,7 @@
     </w:p>
     <w:p>
       <w:r>
-        <w:t>Lesson 2.14 explains why programs are configured through environment variables, why a missing variable is normal, how far a change reaches, and why a secret is never written into the code or printed. These four languages show what sits underneath and where the edges are. Assembly calls the C library and handles the addresses itself. Rust and Erlang have environment tools in their standard libraries that report no failure for a change, so the programs check by reading back. Solidity has none at all: only Fou</w:t>
-      </w:r>
-      <w:r>
-        <w:t>ndry's test tools let a script touch the environment, and they cannot remove a variable. Read Lesson 2.14 first; this companion builds on it.</w:t>
+        <w:t>Lesson 2.14 explains why programs are configured through environment variables, why a missing variable is normal, how far a change reaches, and why a secret is never written into the code or printed. These four languages show what sits underneath and where the edges are. Assembly calls the C library and handles the addresses itself. Rust and Erlang have environment tools in their standard libraries that report no failure for a change, so the programs check by reading back. Solidity has none at all: only Foundry's test tools let a script touch the environment, and they cannot remove a variable. Read Lesson 2.14 first; this companion builds on it.</w:t>
       </w:r>
     </w:p>
     <w:p>
@@ -9898,10 +9895,7 @@
         <w:keepNext/>
       </w:pPr>
       <w:r>
-        <w:t>erlc prints nothing when the module compiles. Your screen must show these lines, with the same spelling, spacing, and capitalization. The PATH length line shows the length of your own PATH, so your number will differ from this sample's 1734. After the run, $env:PATH.Length prints a smaller number than the PATH length line: on Windows, erl adds the folder of Erlang's own programs to the front of PATH before main runs, so the program's copy of PATH is longer than the terminal's (on Linux or macOS, echo ${#PAT</w:t>
-      </w:r>
-      <w:r>
-        <w:t>H} prints the terminal's length) and Test-Path Env:SPA_ENVIRONMENT prints False (on Linux or macOS, printenv SPA_ENVIRONMENT prints nothing).</w:t>
+        <w:t>erlc prints nothing when the module compiles. Your screen must show these lines, with the same spelling, spacing, and capitalization. The PATH length line shows the length of your own PATH, so your number will differ from this sample's 1734. After the run, $env:PATH.Length prints a smaller number than the PATH length line: on Windows, erl adds the folder of Erlang's own programs to the front of PATH before main runs, so the program's copy of PATH is longer than the terminal's (on Linux or macOS, echo ${#PATH} prints the terminal's length) and Test-Path Env:SPA_ENVIRONMENT prints False (on Linux or macOS, printenv SPA_ENVIRONMENT prints nothing).</w:t>
       </w:r>
     </w:p>
     <w:p>
@@ -10061,10 +10055,7 @@
     </w:p>
     <w:p>
       <w:r>
-        <w:t xml:space="preserve">The production-minded version prints the same lines. The variable's name lives in one -define macro, LESSON_VARIABLE, and environment_value returns a variable's value, or not set when it does not exist, with os:getenv/2, so the missing case is handled in one place. Because os:putenv and os:unsetenv report no failure, check reads the variable back after each change and returns true, or prints one Error line and returns false if the change did not happen. set_variable and remove_variable make one change each </w:t>
-      </w:r>
-      <w:r>
-        <w:t>and print its line only after a true check. main joins the changes with andalso, which stops at the first false, and ends with init:stop(1) when one failed. Remember, init:stop(1) lets every printed line reach the screen before exit code 1, so it is the last thing main does, as in Lesson 2.11a.</w:t>
+        <w:t>The production-minded version prints the same lines. The variable's name lives in one -define macro, LESSON_VARIABLE, and environment_value returns a variable's value, or not set when it does not exist, with os:getenv/2, so the missing case is handled in one place. Because os:putenv and os:unsetenv report no failure, check reads the variable back after each change and returns true, or prints one Error line and returns false if the change did not happen. set_variable and remove_variable make one change each and print its line only after a true check. main joins the changes with andalso, which stops at the first false, and ends with init:stop(1) when one failed. Remember, init:stop(1) lets every printed line reach the screen before exit code 1, so it is the last thing main does, as in Lesson 2.11a.</w:t>
       </w:r>
     </w:p>
     <w:p>
@@ -11392,10 +11383,7 @@
     </w:p>
     <w:p>
       <w:r>
-        <w:t>A contract on a real chain has no environment variables at all. Foundry's vm adds environment cheatcodes that work only while forge runs a script, and they read and change the environment of the forge program itself: vm.envExists checks that a variable exists, vm.envString reads its text (and reverts for a missing name), and vm.setEnv sets or updates one. Foundry has no cheatcode that removes a variable, so the script sets SPA_ENVIRONMENT to empty text instead: the variable still exists, but holds no value.</w:t>
-      </w:r>
-      <w:r>
-        <w:t xml:space="preserve"> That is why the script prints Emptied and empty where the other languages print Removed and not set; Lesson 2.14's Common Mistakes explains why empty and missing are different.</w:t>
+        <w:t>A contract on a real chain has no environment variables at all. Foundry's vm adds environment cheatcodes that work only while forge runs a script, and they read and change the environment of the forge program itself: vm.envExists checks that a variable exists, vm.envString reads its text (and reverts for a missing name), and vm.setEnv sets or updates one. Foundry has no cheatcode that removes a variable, so the script sets SPA_ENVIRONMENT to empty text instead: the variable still exists, but holds no value. That is why the script prints Emptied and empty where the other languages print Removed and not set; Lesson 2.14's Common Mistakes explains why empty and missing are different.</w:t>
       </w:r>
     </w:p>
     <w:p>
@@ -14026,10 +14014,7 @@
     </w:p>
     <w:p>
       <w:r>
-        <w:t>As in Lesson 2.14, the System Information Utility reports the environment it runs in with environment_value (environmentValue), printing not set instead of failing, and summarizes PATH instead of printing it. Assembly's version shows what every language does underneath: ask the C library for an address and check it before reading the text there. Erlang's longer PATH is a reminder for the utility's report: it shows the environment the program received, which the program that started it may have changed. Less</w:t>
-      </w:r>
-      <w:r>
-        <w:t>on 2.15a applies the same record, change, verify, and restore workflow to the host's name.</w:t>
+        <w:t>As in Lesson 2.14, the System Information Utility reports the environment it runs in with environment_value (environmentValue), printing not set instead of failing, and summarizes PATH instead of printing it. Assembly's version shows what every language does underneath: ask the C library for an address and check it before reading the text there. Erlang's longer PATH is a reminder for the utility's report: it shows the environment the program received, which the program that started it may have changed. Lesson 2.15a applies the same record, change, verify, and restore workflow to the host's name.</w:t>
       </w:r>
     </w:p>
     <w:p>
@@ -14256,10 +14241,7 @@
         <w:pStyle w:val="ListBullet"/>
       </w:pPr>
       <w:r>
-        <w:t>Assembly: reserve original resb 256 in a section .bss and add copy_format db "%s", 0. Copy the text into original with snprintf (extern snprintf), as the C Challenge of Lesson 2.14 does: its arguments are original, 256, copy_format, and the text's address, in rcx, rdx, r8, and r9 on Windows (rdi, rsi, rdx, and rcx on Linux, with eax set to 0 as for printf). snprintf never writes more than the 256 bytes it is given, and always ends the copy with a 0 byte; strcpy would write past the end of original for a lon</w:t>
-      </w:r>
-      <w:r>
-        <w:t>ger value. Compare it with not_set_text with strcmp (extern strcmp; 0 means equal), and add restored_line db "%s restored: %s", 10, 0 for print_value.</w:t>
+        <w:t>Assembly: reserve original resb 256 in a section .bss and add copy_format db "%s", 0. Copy the text into original with snprintf (extern snprintf), as the C Challenge of Lesson 2.14 does: its arguments are original, 256, copy_format, and the text's address, in rcx, rdx, r8, and r9 on Windows (rdi, rsi, rdx, and rcx on Linux, with eax set to 0 as for printf). snprintf never writes more than the 256 bytes it is given, and always ends the copy with a 0 byte; strcpy would write past the end of original for a longer value. Compare it with not_set_text with strcmp (extern strcmp; 0 means equal), and add restored_line db "%s restored: %s", 10, 0 for print_value.</w:t>
       </w:r>
     </w:p>
     <w:p>
@@ -14283,10 +14265,7 @@
         <w:pStyle w:val="ListBullet"/>
       </w:pPr>
       <w:r>
-        <w:t>Solidity: environmentValue turns an empty value into the word empty, so restoring its result could store the text empty in place of an empty value. Record the real value instead: declare bool originalExists = vm.envExists(LESSON_VARIABLE) and string memory original = "", and, if originalExists is true, set original = vm.envString(LESSON_VARIABLE). After the after line, if originalExists is true, call setVariable(original, "restore"), which restores an empty value as empty text. Foundry cannot remove a varia</w:t>
-      </w:r>
-      <w:r>
-        <w:t>ble, so a clean run, which had no SPA_ENVIRONMENT to restore, ends with SPA_ENVIRONMENT restored: empty.</w:t>
+        <w:t>Solidity: environmentValue turns an empty value into the word empty, so restoring its result could store the text empty in place of an empty value. Record the real value instead: declare bool originalExists = vm.envExists(LESSON_VARIABLE) and string memory original = "", and, if originalExists is true, set original = vm.envString(LESSON_VARIABLE). After the after line, if originalExists is true, call setVariable(original, "restore"), which restores an empty value as empty text. Foundry cannot remove a variable, so a clean run, which had no SPA_ENVIRONMENT to restore, ends with SPA_ENVIRONMENT restored: empty.</w:t>
       </w:r>
     </w:p>
     <w:p>
@@ -14634,10 +14613,7 @@
     </w:p>
     <w:p>
       <w:r>
-        <w:t>Every language reads a variable, checks whether it exists, and sets, updates, and removes one inside its own process, where the change ends when the program does. Assembly shows the C library's addresses underneath, Rust and Erlang wrap the environment in standard tools that report no failure for a change, and Solidity reaches the environment only through Foundry, which can empty a variable but not remove it. Each failure is reported the way Lesson 2.11a taught. Lesson 2.15a turns to host and operating-syst</w:t>
-      </w:r>
-      <w:r>
-        <w:t>em information: reading the computer's name, system, processor, memory, and disks.</w:t>
+        <w:t>Every language reads a variable, checks whether it exists, and sets, updates, and removes one inside its own process, where the change ends when the program does. Assembly shows the C library's addresses underneath, Rust and Erlang wrap the environment in standard tools that report no failure for a change, and Solidity reaches the environment only through Foundry, which can empty a variable but not remove it. Each failure is reported the way Lesson 2.11a taught. Lesson 2.15a turns to host and operating-system information: reading the computer's name, system, processor, memory, and disks.</w:t>
       </w:r>
     </w:p>
     <w:sectPr>

--- a/Volume 1/Chapter 02 - Language Fundamentals/SPA_Vol1_Ch2_Lesson2_14a_EXTENDED_Working_With_Environment_Information.docx
+++ b/Volume 1/Chapter 02 - Language Fundamentals/SPA_Vol1_Ch2_Lesson2_14a_EXTENDED_Working_With_Environment_Information.docx
@@ -95,7 +95,10 @@
     </w:p>
     <w:p>
       <w:r>
-        <w:t>Lesson 2.14 explains why programs are configured through environment variables, why a missing variable is normal, how far a change reaches, and why a secret is never written into the code or printed. These four languages show what sits underneath and where the edges are. Assembly calls the C library and handles the addresses itself. Rust and Erlang have environment tools in their standard libraries that report no failure for a change, so the programs check by reading back. Solidity has none at all: only Foundry's test tools let a script touch the environment, and they cannot remove a variable. Read Lesson 2.14 first; this companion builds on it.</w:t>
+        <w:t>Lesson 2.14 explains why programs are configured through environment variables, why a missing variable is normal, how far a change reaches, and why a secret is never written into the code or printed. These four languages show what sits underneath and where the edges are. Assembly calls the C library and handles the addresses itself. Rust and Erlang have environment tools in their standard libraries that report no failure for a change, so the programs check by reading back. Solidity has none at all: only Fou</w:t>
+      </w:r>
+      <w:r>
+        <w:t>ndry's test tools let a script touch the environment, and they cannot remove a variable. Read Lesson 2.14 first; this companion builds on it.</w:t>
       </w:r>
     </w:p>
     <w:p>
@@ -831,7 +834,7 @@
         <w:keepNext/>
       </w:pPr>
       <w:r>
-        <w:t>[profile.default]</w:t>
+        <w:t>[profile.default]  # Remember, the settings forge uses by default.</w:t>
       </w:r>
     </w:p>
     <w:p>
@@ -1109,6 +1112,7 @@
         <w:pStyle w:val="ListBullet"/>
       </w:pPr>
       <w:r>
+        <w:lastRenderedPageBreak/>
         <w:t>Administrator rights, restarts, or reconnecting: none are needed.</w:t>
       </w:r>
     </w:p>
@@ -1382,6 +1386,7 @@
         <w:pStyle w:val="SourceCode"/>
       </w:pPr>
       <w:r>
+        <w:lastRenderedPageBreak/>
         <w:t>extern _putenv_s</w:t>
       </w:r>
     </w:p>
@@ -1560,7 +1565,7 @@
         <w:pStyle w:val="SourceCode"/>
       </w:pPr>
       <w:r>
-        <w:t>; Remember, .text holds the instructions.</w:t>
+        <w:t>; Remember, .text holds the instructions, and the program starts at main.</w:t>
       </w:r>
     </w:p>
     <w:p>
@@ -1581,15 +1586,15 @@
         <w:pStyle w:val="SourceCode"/>
       </w:pPr>
       <w:r>
-        <w:t>; Remember, the program starts at main; eax = 0 means success. One push</w:t>
-      </w:r>
-    </w:p>
-    <w:p>
-      <w:pPr>
-        <w:pStyle w:val="SourceCode"/>
-      </w:pPr>
-      <w:r>
-        <w:t>; and 32 bytes of scratch space keep the stack aligned for every call.</w:t>
+        <w:t>; Remember, eax = 0 means success. rbx must come back unchanged, so main</w:t>
+      </w:r>
+    </w:p>
+    <w:p>
+      <w:pPr>
+        <w:pStyle w:val="SourceCode"/>
+      </w:pPr>
+      <w:r>
+        <w:t>; pushes it first; that push and 32 bytes of scratch space align each call.</w:t>
       </w:r>
     </w:p>
     <w:p>
@@ -2744,7 +2749,7 @@
         <w:pStyle w:val="SourceCode"/>
       </w:pPr>
       <w:r>
-        <w:t>; Remember, .text holds the instructions.</w:t>
+        <w:t>; Remember, .text holds the instructions, and the program starts at main.</w:t>
       </w:r>
     </w:p>
     <w:p>
@@ -2765,23 +2770,23 @@
         <w:pStyle w:val="SourceCode"/>
       </w:pPr>
       <w:r>
-        <w:t>; Remember, the program starts at main; eax = 0 means success. One push</w:t>
-      </w:r>
-    </w:p>
-    <w:p>
-      <w:pPr>
-        <w:pStyle w:val="SourceCode"/>
-      </w:pPr>
-      <w:r>
-        <w:t>; keeps the stack aligned for every call, and xor eax, eax before printf</w:t>
-      </w:r>
-    </w:p>
-    <w:p>
-      <w:pPr>
-        <w:pStyle w:val="SourceCode"/>
-      </w:pPr>
-      <w:r>
-        <w:t>; says no xmm registers are used.</w:t>
+        <w:t>; Remember, eax = 0 means success. rbx must come back unchanged, so main</w:t>
+      </w:r>
+    </w:p>
+    <w:p>
+      <w:pPr>
+        <w:pStyle w:val="SourceCode"/>
+      </w:pPr>
+      <w:r>
+        <w:t>; pushes it first, which also aligns the stack for every call; xor eax, eax</w:t>
+      </w:r>
+    </w:p>
+    <w:p>
+      <w:pPr>
+        <w:pStyle w:val="SourceCode"/>
+      </w:pPr>
+      <w:r>
+        <w:t>; before printf says no xmm registers are used.</w:t>
       </w:r>
     </w:p>
     <w:p>
@@ -3643,7 +3648,6 @@
     <w:p>
       <w:pPr>
         <w:pStyle w:val="SourceCode"/>
-        <w:keepNext/>
       </w:pPr>
       <w:r>
         <w:t xml:space="preserve">    xor eax, eax</w:t>
@@ -3652,7 +3656,6 @@
     <w:p>
       <w:pPr>
         <w:pStyle w:val="SourceCode"/>
-        <w:keepNext/>
       </w:pPr>
       <w:r>
         <w:t xml:space="preserve">    pop rbx</w:t>
@@ -3661,6 +3664,7 @@
     <w:p>
       <w:pPr>
         <w:pStyle w:val="SourceCode"/>
+        <w:keepNext/>
       </w:pPr>
       <w:r>
         <w:t xml:space="preserve">    ret</w:t>
@@ -3668,6 +3672,29 @@
     </w:p>
     <w:p>
       <w:pPr>
+        <w:pStyle w:val="SourceCode"/>
+        <w:keepNext/>
+      </w:pPr>
+    </w:p>
+    <w:p>
+      <w:pPr>
+        <w:pStyle w:val="SourceCode"/>
+        <w:keepNext/>
+      </w:pPr>
+      <w:r>
+        <w:t>; Remember, this marks the stack as not executable, as Linux linkers expect.</w:t>
+      </w:r>
+    </w:p>
+    <w:p>
+      <w:pPr>
+        <w:pStyle w:val="SourceCode"/>
+      </w:pPr>
+      <w:r>
+        <w:t>section .note.GNU-stack noalloc noexec nowrite progbits</w:t>
+      </w:r>
+    </w:p>
+    <w:p>
+      <w:pPr>
         <w:keepNext/>
       </w:pPr>
     </w:p>
@@ -4375,15 +4402,15 @@
         <w:pStyle w:val="SourceCode"/>
       </w:pPr>
       <w:r>
-        <w:t>; Remember, __acrt_iob_func(2) gives stderr, and fprintf takes the stream</w:t>
-      </w:r>
-    </w:p>
-    <w:p>
-      <w:pPr>
-        <w:pStyle w:val="SourceCode"/>
-      </w:pPr>
-      <w:r>
-        <w:t>; first.</w:t>
+        <w:t>; Remember, __acrt_iob_func(2) gives stderr, and fprintf takes it first;</w:t>
+      </w:r>
+    </w:p>
+    <w:p>
+      <w:pPr>
+        <w:pStyle w:val="SourceCode"/>
+      </w:pPr>
+      <w:r>
+        <w:t>; rbx and r12 keep the format and name across that call, so both are pushed.</w:t>
       </w:r>
     </w:p>
     <w:p>
@@ -5793,7 +5820,7 @@
         <w:pStyle w:val="SourceCode"/>
       </w:pPr>
       <w:r>
-        <w:t>; Remember, [stderr] is the error stream, and fprintf takes it first.</w:t>
+        <w:t>; Remember, fprintf takes [stderr] first, so each value moves one place on.</w:t>
       </w:r>
     </w:p>
     <w:p>
@@ -6636,7 +6663,6 @@
     <w:p>
       <w:pPr>
         <w:pStyle w:val="SourceCode"/>
-        <w:keepNext/>
       </w:pPr>
       <w:r>
         <w:t>.done:</w:t>
@@ -6645,7 +6671,6 @@
     <w:p>
       <w:pPr>
         <w:pStyle w:val="SourceCode"/>
-        <w:keepNext/>
       </w:pPr>
       <w:r>
         <w:t xml:space="preserve">    pop rbx</w:t>
@@ -6654,6 +6679,7 @@
     <w:p>
       <w:pPr>
         <w:pStyle w:val="SourceCode"/>
+        <w:keepNext/>
       </w:pPr>
       <w:r>
         <w:t xml:space="preserve">    ret</w:t>
@@ -6661,6 +6687,29 @@
     </w:p>
     <w:p>
       <w:pPr>
+        <w:pStyle w:val="SourceCode"/>
+        <w:keepNext/>
+      </w:pPr>
+    </w:p>
+    <w:p>
+      <w:pPr>
+        <w:pStyle w:val="SourceCode"/>
+        <w:keepNext/>
+      </w:pPr>
+      <w:r>
+        <w:t>; Remember, this marks the stack as not executable, as Linux linkers expect.</w:t>
+      </w:r>
+    </w:p>
+    <w:p>
+      <w:pPr>
+        <w:pStyle w:val="SourceCode"/>
+      </w:pPr>
+      <w:r>
+        <w:t>section .note.GNU-stack noalloc noexec nowrite progbits</w:t>
+      </w:r>
+    </w:p>
+    <w:p>
+      <w:pPr>
         <w:keepNext/>
       </w:pPr>
     </w:p>
@@ -8200,7 +8249,7 @@
         <w:pStyle w:val="SourceCode"/>
       </w:pPr>
       <w:r>
-        <w:t>/// Remember, env::var returns a Result, and match handles both arms.</w:t>
+        <w:t>/// Remember, match handles env::var's Ok and Err; to_string() makes a String.</w:t>
       </w:r>
     </w:p>
     <w:p>
@@ -8457,23 +8506,23 @@
         <w:pStyle w:val="SourceCode"/>
       </w:pPr>
       <w:r>
-        <w:t xml:space="preserve">    // Remember, since the 2024 edition each call sits in an unsafe block:</w:t>
-      </w:r>
-    </w:p>
-    <w:p>
-      <w:pPr>
-        <w:pStyle w:val="SourceCode"/>
-      </w:pPr>
-      <w:r>
-        <w:t xml:space="preserve">    // you promise nothing else reads the environment at the same moment,</w:t>
-      </w:r>
-    </w:p>
-    <w:p>
-      <w:pPr>
-        <w:pStyle w:val="SourceCode"/>
-      </w:pPr>
-      <w:r>
-        <w:t xml:space="preserve">    // which holds because this program does one thing at a time.</w:t>
+        <w:t xml:space="preserve">    // Remember, since the 2024 edition each call sits in an unsafe block, a</w:t>
+      </w:r>
+    </w:p>
+    <w:p>
+      <w:pPr>
+        <w:pStyle w:val="SourceCode"/>
+      </w:pPr>
+      <w:r>
+        <w:t xml:space="preserve">    // promise that nothing else reads the environment at the same moment;</w:t>
+      </w:r>
+    </w:p>
+    <w:p>
+      <w:pPr>
+        <w:pStyle w:val="SourceCode"/>
+      </w:pPr>
+      <w:r>
+        <w:t xml:space="preserve">    // format! builds each Error message as a String, which fail takes.</w:t>
       </w:r>
     </w:p>
     <w:p>
@@ -9895,7 +9944,10 @@
         <w:keepNext/>
       </w:pPr>
       <w:r>
-        <w:t>erlc prints nothing when the module compiles. Your screen must show these lines, with the same spelling, spacing, and capitalization. The PATH length line shows the length of your own PATH, so your number will differ from this sample's 1734. After the run, $env:PATH.Length prints a smaller number than the PATH length line: on Windows, erl adds the folder of Erlang's own programs to the front of PATH before main runs, so the program's copy of PATH is longer than the terminal's (on Linux or macOS, echo ${#PATH} prints the terminal's length) and Test-Path Env:SPA_ENVIRONMENT prints False (on Linux or macOS, printenv SPA_ENVIRONMENT prints nothing).</w:t>
+        <w:t>erlc prints nothing when the module compiles. Your screen must show these lines, with the same spelling, spacing, and capitalization. The PATH length line shows the length of your own PATH, so your number will differ from this sample's 1734. After the run, $env:PATH.Length prints a smaller number than the PATH length line: on Windows, erl adds the folder of Erlang's own programs to the front of PATH before main runs, so the program's copy of PATH is longer than the terminal's (on Linux or macOS, echo ${#PAT</w:t>
+      </w:r>
+      <w:r>
+        <w:t>H} prints the terminal's length) and Test-Path Env:SPA_ENVIRONMENT prints False (on Linux or macOS, printenv SPA_ENVIRONMENT prints nothing).</w:t>
       </w:r>
     </w:p>
     <w:p>
@@ -10055,7 +10107,10 @@
     </w:p>
     <w:p>
       <w:r>
-        <w:t>The production-minded version prints the same lines. The variable's name lives in one -define macro, LESSON_VARIABLE, and environment_value returns a variable's value, or not set when it does not exist, with os:getenv/2, so the missing case is handled in one place. Because os:putenv and os:unsetenv report no failure, check reads the variable back after each change and returns true, or prints one Error line and returns false if the change did not happen. set_variable and remove_variable make one change each and print its line only after a true check. main joins the changes with andalso, which stops at the first false, and ends with init:stop(1) when one failed. Remember, init:stop(1) lets every printed line reach the screen before exit code 1, so it is the last thing main does, as in Lesson 2.11a.</w:t>
+        <w:t xml:space="preserve">The production-minded version prints the same lines. The variable's name lives in one -define macro, LESSON_VARIABLE, and environment_value returns a variable's value, or not set when it does not exist, with os:getenv/2, so the missing case is handled in one place. Because os:putenv and os:unsetenv report no failure, check reads the variable back after each change and returns true, or prints one Error line and returns false if the change did not happen. set_variable and remove_variable make one change each </w:t>
+      </w:r>
+      <w:r>
+        <w:t>and print its line only after a true check. main joins the changes with andalso, which stops at the first false, and ends with init:stop(1) when one failed. Remember, init:stop(1) lets every printed line reach the screen before exit code 1, so it is the last thing main does, as in Lesson 2.11a.</w:t>
       </w:r>
     </w:p>
     <w:p>
@@ -10108,7 +10163,7 @@
         <w:pStyle w:val="SourceCode"/>
       </w:pPr>
       <w:r>
-        <w:t>%% -define macro.</w:t>
+        <w:t>%% -define macro, and each -spec documents a function's types.</w:t>
       </w:r>
     </w:p>
     <w:p>
@@ -10174,23 +10229,23 @@
         <w:pStyle w:val="SourceCode"/>
       </w:pPr>
       <w:r>
-        <w:t>%% Reads the variable back and compares it with the value expected: true</w:t>
-      </w:r>
-    </w:p>
-    <w:p>
-      <w:pPr>
-        <w:pStyle w:val="SourceCode"/>
-      </w:pPr>
-      <w:r>
-        <w:t>%% when the change happened, or one Error line and false when it did not.</w:t>
-      </w:r>
-    </w:p>
-    <w:p>
-      <w:pPr>
-        <w:pStyle w:val="SourceCode"/>
-      </w:pPr>
-      <w:r>
-        <w:t>%% Remember, =:= compares exactly.</w:t>
+        <w:t>%% Reads the variable back: true when it holds the expected value, or one</w:t>
+      </w:r>
+    </w:p>
+    <w:p>
+      <w:pPr>
+        <w:pStyle w:val="SourceCode"/>
+      </w:pPr>
+      <w:r>
+        <w:t>%% Error line on standard_error (stderr) and false. Remember, =:= compares</w:t>
+      </w:r>
+    </w:p>
+    <w:p>
+      <w:pPr>
+        <w:pStyle w:val="SourceCode"/>
+      </w:pPr>
+      <w:r>
+        <w:t>%% exactly, and an if's last true -&gt; branch catches every other case.</w:t>
       </w:r>
     </w:p>
     <w:p>
@@ -11383,7 +11438,10 @@
     </w:p>
     <w:p>
       <w:r>
-        <w:t>A contract on a real chain has no environment variables at all. Foundry's vm adds environment cheatcodes that work only while forge runs a script, and they read and change the environment of the forge program itself: vm.envExists checks that a variable exists, vm.envString reads its text (and reverts for a missing name), and vm.setEnv sets or updates one. Foundry has no cheatcode that removes a variable, so the script sets SPA_ENVIRONMENT to empty text instead: the variable still exists, but holds no value. That is why the script prints Emptied and empty where the other languages print Removed and not set; Lesson 2.14's Common Mistakes explains why empty and missing are different.</w:t>
+        <w:t>A contract on a real chain has no environment variables at all. Foundry's vm adds environment cheatcodes that work only while forge runs a script, and they read and change the environment of the forge program itself: vm.envExists checks that a variable exists, vm.envString reads its text (and reverts for a missing name), and vm.setEnv sets or updates one. Foundry has no cheatcode that removes a variable, so the script sets SPA_ENVIRONMENT to empty text instead: the variable still exists, but holds no value.</w:t>
+      </w:r>
+      <w:r>
+        <w:t xml:space="preserve"> That is why the script prints Emptied and empty where the other languages print Removed and not set; Lesson 2.14's Common Mistakes explains why empty and missing are different.</w:t>
       </w:r>
     </w:p>
     <w:p>
@@ -12431,15 +12489,15 @@
         <w:pStyle w:val="SourceCode"/>
       </w:pPr>
       <w:r>
-        <w:t xml:space="preserve">    /// "not set" when it does not exist. Remember, vm.envString reverts for</w:t>
-      </w:r>
-    </w:p>
-    <w:p>
-      <w:pPr>
-        <w:pStyle w:val="SourceCode"/>
-      </w:pPr>
-      <w:r>
-        <w:t xml:space="preserve">    /// a missing name, so vm.envExists comes first.</w:t>
+        <w:t xml:space="preserve">    /// "not set" when it is missing. Remember, vm.envString reverts for a</w:t>
+      </w:r>
+    </w:p>
+    <w:p>
+      <w:pPr>
+        <w:pStyle w:val="SourceCode"/>
+      </w:pPr>
+      <w:r>
+        <w:t xml:space="preserve">    /// missing name, so vm.envExists comes first; view = it only reads.</w:t>
       </w:r>
     </w:p>
     <w:p>
@@ -14014,7 +14072,10 @@
     </w:p>
     <w:p>
       <w:r>
-        <w:t>As in Lesson 2.14, the System Information Utility reports the environment it runs in with environment_value (environmentValue), printing not set instead of failing, and summarizes PATH instead of printing it. Assembly's version shows what every language does underneath: ask the C library for an address and check it before reading the text there. Erlang's longer PATH is a reminder for the utility's report: it shows the environment the program received, which the program that started it may have changed. Lesson 2.15a applies the same record, change, verify, and restore workflow to the host's name.</w:t>
+        <w:t>As in Lesson 2.14, the System Information Utility reports the environment it runs in with environment_value (environmentValue), printing not set instead of failing, and summarizes PATH instead of printing it. Assembly's version shows what every language does underneath: ask the C library for an address and check it before reading the text there. Erlang's longer PATH is a reminder for the utility's report: it shows the environment the program received, which the program that started it may have changed. Less</w:t>
+      </w:r>
+      <w:r>
+        <w:t>on 2.15a applies the same record, change, verify, and restore workflow to the host's name.</w:t>
       </w:r>
     </w:p>
     <w:p>
@@ -14241,7 +14302,10 @@
         <w:pStyle w:val="ListBullet"/>
       </w:pPr>
       <w:r>
-        <w:t>Assembly: reserve original resb 256 in a section .bss and add copy_format db "%s", 0. Copy the text into original with snprintf (extern snprintf), as the C Challenge of Lesson 2.14 does: its arguments are original, 256, copy_format, and the text's address, in rcx, rdx, r8, and r9 on Windows (rdi, rsi, rdx, and rcx on Linux, with eax set to 0 as for printf). snprintf never writes more than the 256 bytes it is given, and always ends the copy with a 0 byte; strcpy would write past the end of original for a longer value. Compare it with not_set_text with strcmp (extern strcmp; 0 means equal), and add restored_line db "%s restored: %s", 10, 0 for print_value.</w:t>
+        <w:t>Assembly: reserve original resb 256 in a section .bss and add copy_format db "%s", 0. Copy the text into original with snprintf (extern snprintf), as the C Challenge of Lesson 2.14 does: its arguments are original, 256, copy_format, and the text's address, in rcx, rdx, r8, and r9 on Windows (rdi, rsi, rdx, and rcx on Linux, with eax set to 0 as for printf). snprintf never writes more than the 256 bytes it is given, and always ends the copy with a 0 byte; strcpy would write past the end of original for a lon</w:t>
+      </w:r>
+      <w:r>
+        <w:t>ger value. Compare it with not_set_text with strcmp (extern strcmp; 0 means equal), and add restored_line db "%s restored: %s", 10, 0 for print_value.</w:t>
       </w:r>
     </w:p>
     <w:p>
@@ -14265,7 +14329,10 @@
         <w:pStyle w:val="ListBullet"/>
       </w:pPr>
       <w:r>
-        <w:t>Solidity: environmentValue turns an empty value into the word empty, so restoring its result could store the text empty in place of an empty value. Record the real value instead: declare bool originalExists = vm.envExists(LESSON_VARIABLE) and string memory original = "", and, if originalExists is true, set original = vm.envString(LESSON_VARIABLE). After the after line, if originalExists is true, call setVariable(original, "restore"), which restores an empty value as empty text. Foundry cannot remove a variable, so a clean run, which had no SPA_ENVIRONMENT to restore, ends with SPA_ENVIRONMENT restored: empty.</w:t>
+        <w:t>Solidity: environmentValue turns an empty value into the word empty, so restoring its result could store the text empty in place of an empty value. Record the real value instead: declare bool originalExists = vm.envExists(LESSON_VARIABLE) and string memory original = "", and, if originalExists is true, set original = vm.envString(LESSON_VARIABLE). After the after line, if originalExists is true, call setVariable(original, "restore"), which restores an empty value as empty text. Foundry cannot remove a varia</w:t>
+      </w:r>
+      <w:r>
+        <w:t>ble, so a clean run, which had no SPA_ENVIRONMENT to restore, ends with SPA_ENVIRONMENT restored: empty.</w:t>
       </w:r>
     </w:p>
     <w:p>
@@ -14613,7 +14680,10 @@
     </w:p>
     <w:p>
       <w:r>
-        <w:t>Every language reads a variable, checks whether it exists, and sets, updates, and removes one inside its own process, where the change ends when the program does. Assembly shows the C library's addresses underneath, Rust and Erlang wrap the environment in standard tools that report no failure for a change, and Solidity reaches the environment only through Foundry, which can empty a variable but not remove it. Each failure is reported the way Lesson 2.11a taught. Lesson 2.15a turns to host and operating-system information: reading the computer's name, system, processor, memory, and disks.</w:t>
+        <w:t>Every language reads a variable, checks whether it exists, and sets, updates, and removes one inside its own process, where the change ends when the program does. Assembly shows the C library's addresses underneath, Rust and Erlang wrap the environment in standard tools that report no failure for a change, and Solidity reaches the environment only through Foundry, which can empty a variable but not remove it. Each failure is reported the way Lesson 2.11a taught. Lesson 2.15a turns to host and operating-syst</w:t>
+      </w:r>
+      <w:r>
+        <w:t>em information: reading the computer's name, system, processor, memory, and disks.</w:t>
       </w:r>
     </w:p>
     <w:sectPr>
@@ -14799,31 +14869,31 @@
       </w:rPr>
     </w:lvl>
   </w:abstractNum>
-  <w:num w:numId="1" w16cid:durableId="490602655">
+  <w:num w:numId="1" w16cid:durableId="995034246">
     <w:abstractNumId w:val="8"/>
   </w:num>
-  <w:num w:numId="2" w16cid:durableId="122232583">
+  <w:num w:numId="2" w16cid:durableId="2032610042">
     <w:abstractNumId w:val="6"/>
   </w:num>
-  <w:num w:numId="3" w16cid:durableId="1709063792">
+  <w:num w:numId="3" w16cid:durableId="1581133684">
     <w:abstractNumId w:val="5"/>
   </w:num>
-  <w:num w:numId="4" w16cid:durableId="13654611">
+  <w:num w:numId="4" w16cid:durableId="1185513445">
     <w:abstractNumId w:val="4"/>
   </w:num>
-  <w:num w:numId="5" w16cid:durableId="1129858342">
+  <w:num w:numId="5" w16cid:durableId="1098477551">
     <w:abstractNumId w:val="7"/>
   </w:num>
-  <w:num w:numId="6" w16cid:durableId="444271956">
+  <w:num w:numId="6" w16cid:durableId="1270430358">
     <w:abstractNumId w:val="3"/>
   </w:num>
-  <w:num w:numId="7" w16cid:durableId="1813406359">
+  <w:num w:numId="7" w16cid:durableId="1171337791">
     <w:abstractNumId w:val="2"/>
   </w:num>
-  <w:num w:numId="8" w16cid:durableId="311372482">
+  <w:num w:numId="8" w16cid:durableId="2091612679">
     <w:abstractNumId w:val="1"/>
   </w:num>
-  <w:num w:numId="9" w16cid:durableId="101460935">
+  <w:num w:numId="9" w16cid:durableId="1616129935">
     <w:abstractNumId w:val="0"/>
   </w:num>
 </w:numbering>
